--- a/math-ia-gini/IA_Final_Submission.docx
+++ b/math-ia-gini/IA_Final_Submission.docx
@@ -609,7 +609,7 @@
             <w:tab/>
           </w:r>
           <w:r>
-            <w:t>13</w:t>
+            <w:t>14</w:t>
           </w:r>
         </w:p>
         <w:p>
@@ -672,7 +672,7 @@
             <w:rPr>
               <w:b/>
             </w:rPr>
-            <w:t>14</w:t>
+            <w:t>15</w:t>
           </w:r>
         </w:p>
         <w:p>
@@ -690,7 +690,7 @@
             <w:tab/>
           </w:r>
           <w:r>
-            <w:t>14</w:t>
+            <w:t>15</w:t>
           </w:r>
         </w:p>
         <w:p>
@@ -744,7 +744,7 @@
             <w:tab/>
           </w:r>
           <w:r>
-            <w:t>15</w:t>
+            <w:t>16</w:t>
           </w:r>
         </w:p>
         <w:p>
@@ -903,7 +903,7 @@
         <w:pStyle w:val="FirstParagraph"/>
       </w:pPr>
       <w:r>
-        <w:t xml:space="preserve">The concept of the Gini coefficient was introduced to me while studying international comparisons of wealth and quality of life. Every single comparison made would use terms like</w:t>
+        <w:t xml:space="preserve">The concept of the Gini coefficient was introduced to me while studying international comparisons of wealth and quality of life. Almost every comparison would use terms like</w:t>
       </w:r>
       <w:r>
         <w:t xml:space="preserve"> </w:t>
@@ -950,7 +950,7 @@
         <w:pStyle w:val="FirstParagraph"/>
       </w:pPr>
       <w:r>
-        <w:t xml:space="preserve">I decided to use South Africa and Norway in tandem with each other since both nations represent opposite ends of the inequality spectrum. Specifically speaking, according to the World Bank, South Africa has a 2022 Gini coefficient of 0.5405, where the wealthiest decile accounts for 42.1 percent of all consumption expenditure. Contrastingly, in Norway, the corresponding figures are 0.2695 and 22.0 percent of all income.</w:t>
+        <w:t xml:space="preserve">I decided to use South Africa and Norway in tandem with each other since both nations represent opposite ends of the inequality spectrum. Specifically, according to the World Bank, South Africa has a 2022 Gini coefficient of 0.5405, where the wealthiest decile accounts for 42.1 percent of all consumption expenditure. Contrastingly, in Norway, the corresponding figures are 0.2695 and 22.0 percent of all income.</w:t>
       </w:r>
     </w:p>
     <w:bookmarkEnd w:id="10"/>
@@ -1008,7 +1008,7 @@
         <w:pStyle w:val="FirstParagraph"/>
       </w:pPr>
       <w:r>
-        <w:t xml:space="preserve">When calculating the level of inequality within a country, one must acknowledge that it will never be completely determined. What we define as accurate does not mean absolutely exact compared with objective reality. Instead, accuracy is defined with regard to our selected reference value: the Gini coefficient officially published by the World Bank for the same survey, which I call</w:t>
+        <w:t xml:space="preserve">When calculating the level of inequality within a country, one must acknowledge that it will never be completely determined. What I define as accurate does not mean absolutely exact compared with objective reality. Instead, accuracy is defined with regard to my selected reference value: the Gini coefficient officially published by the World Bank for the same survey, which I call</w:t>
       </w:r>
       <w:r>
         <w:t xml:space="preserve"> </w:t>
@@ -1032,7 +1032,7 @@
         </m:sSub>
       </m:oMath>
       <w:r>
-        <w:t xml:space="preserve">. In each of our estimation attempts, accuracy is assessed by applying two standards: the first is the absolute error, which quantifies the size of the gap between the published value (</w:t>
+        <w:t xml:space="preserve">. In each of my estimation attempts, accuracy is assessed by applying two standards: the first is the absolute error, which quantifies the size of the gap between the published value (</w:t>
       </w:r>
       <m:oMath>
         <m:sSub>
@@ -1158,7 +1158,7 @@
         <w:pStyle w:val="FirstParagraph"/>
       </w:pPr>
       <w:r>
-        <w:t xml:space="preserve">For this investigation, I downloaded the primary dataset from the World Bank Poverty and Inequality Platform (PIP) for South Africa and Norway. These two countries’ records were compiled together in a single CSV file for ease of comparative calculations (World Bank, 2026). In selecting our data sample, the constraint was that all selected entries had to include a valid national household survey record. Therefore, we will compare the 2022 survey figures alone in this comparison investigation. Before performing our calculations, however, it is important that we critically examine whether the data presented within Table 1 is trustworthy and reliable.</w:t>
+        <w:t xml:space="preserve">For this investigation, I downloaded the primary dataset from the World Bank Poverty and Inequality Platform (PIP) for South Africa and Norway. These two countries’ records were compiled together in a single CSV file for ease of comparative calculations (World Bank, 2026). In selecting my data sample, the constraint was that all selected entries had to include a valid national household survey record. Therefore, I will compare the 2022 survey figures alone in this investigation. Before performing my calculations, however, it is important that I critically examine whether the data presented within Table 1 is trustworthy and reliable.</w:t>
       </w:r>
     </w:p>
     <w:p>
@@ -5981,7 +5981,32 @@
         </m:r>
       </m:oMath>
       <w:r>
-        <w:t xml:space="preserve">, any greater area value implies a smaller G-value; the trapezium approach will systematically underestimate the G-value in each situation. My results concur on these grounds: 0.5268 is less than 0.5405 for South Africa, while 0.2630 is less than 0.2695 for Norway.</w:t>
+        <w:t xml:space="preserve">, any greater area value implies a smaller</w:t>
+      </w:r>
+      <w:r>
+        <w:t xml:space="preserve"> </w:t>
+      </w:r>
+      <m:oMath>
+        <m:r>
+          <m:t>G</m:t>
+        </m:r>
+      </m:oMath>
+      <w:r>
+        <w:t xml:space="preserve">; the trapezium rule will systematically underestimate</w:t>
+      </w:r>
+      <w:r>
+        <w:t xml:space="preserve"> </w:t>
+      </w:r>
+      <m:oMath>
+        <m:r>
+          <m:t>G</m:t>
+        </m:r>
+      </m:oMath>
+      <w:r>
+        <w:t xml:space="preserve"> </w:t>
+      </w:r>
+      <w:r>
+        <w:t xml:space="preserve">in each situation. My results concur on these grounds: 0.5268 is less than 0.5405 for South Africa, while 0.2630 is less than 0.2695 for Norway.</w:t>
       </w:r>
     </w:p>
     <w:p>
@@ -5989,7 +6014,27 @@
         <w:pStyle w:val="BodyText"/>
       </w:pPr>
       <w:r>
-        <w:t xml:space="preserve">However, this bias offers further insights into the discrepancy with published G-values. Assuming perfect welfare homogeneity within each decile band – such that each segment of the Lorenz graph takes on straight lines connecting successive deciles – then the G-value of this hypothetical scenario equals exactly the G-value computed by trapezium approximation. Accordingly, the difference between the trapezium estimate and the published G-value reflects precisely the degree of internal inequality within the deciles. I call this value the</w:t>
+        <w:t xml:space="preserve">However, this bias offers further insights into the discrepancy with the published Gini coefficients. Assuming perfect welfare homogeneity within each decile band – such that each segment of the Lorenz graph takes on straight lines connecting successive deciles – then the Gini coefficient of this hypothetical scenario equals exactly the trapezium estimate</w:t>
+      </w:r>
+      <w:r>
+        <w:t xml:space="preserve"> </w:t>
+      </w:r>
+      <m:oMath>
+        <m:sSub>
+          <m:e>
+            <m:r>
+              <m:t>G</m:t>
+            </m:r>
+          </m:e>
+          <m:sub>
+            <m:r>
+              <m:t>T</m:t>
+            </m:r>
+          </m:sub>
+        </m:sSub>
+      </m:oMath>
+      <w:r>
+        <w:t xml:space="preserve">. Accordingly, the difference between the trapezium estimate and the published Gini coefficient reflects precisely the degree of internal inequality within the deciles. I call this value the</w:t>
       </w:r>
       <w:r>
         <w:t xml:space="preserve"> </w:t>
@@ -6002,7 +6047,7 @@
         <w:t xml:space="preserve">grouping error</w:t>
       </w:r>
       <w:r>
-        <w:t xml:space="preserve">. For South Africa the value stands at 0.0137, and for Norway 0.0065; twice the magnitude in South Africa, yet roughly equal in percentage terms (2.54% vs 2.39%). These results indicated how a polynomial model should approach the problem. Namely, the cubic equation should fit curves lying below each straight line segment generated from the trapezium approach, recovering lost inequality.</w:t>
+        <w:t xml:space="preserve">. For South Africa the value stands at 0.0137, and for Norway 0.0065; twice the magnitude in South Africa, yet roughly equal in percentage terms (2.54% vs 2.39%). These results indicated how a polynomial model should approach the problem. Namely, the cubic model should lie below each straight line segment of the trapezium rule, recovering lost inequality.</w:t>
       </w:r>
     </w:p>
     <w:bookmarkEnd w:id="24"/>
@@ -14818,7 +14863,7 @@
         <w:pStyle w:val="FirstParagraph"/>
       </w:pPr>
       <w:r>
-        <w:t xml:space="preserve">Together, Sections 6.2 and 6.3 provide us with the clearest finding of the entire investigation. The constrained quadratic estimator</w:t>
+        <w:t xml:space="preserve">Together, Sections 6.2 and 6.3 provide the clearest finding of the entire investigation. The constrained quadratic estimator</w:t>
       </w:r>
       <w:r>
         <w:t xml:space="preserve"> </w:t>
@@ -14944,7 +14989,550 @@
         <w:t xml:space="preserve"> </w:t>
       </w:r>
       <w:r>
-        <w:t xml:space="preserve">Similar logic applies to Model 1, where we see a Gini estimate identical to that of the ordinary quadratic. Due to the surprising elegance behind the result, I validated it with the 2022 data (Table 6).</w:t>
+        <w:t xml:space="preserve">Similar logic applies to Model 1, which gives a Gini estimate identical to that of the ordinary quadratic.</w:t>
+      </w:r>
+    </w:p>
+    <w:p>
+      <w:pPr>
+        <w:pStyle w:val="BodyText"/>
+      </w:pPr>
+      <w:r>
+        <w:t xml:space="preserve">To see why, write</w:t>
+      </w:r>
+      <w:r>
+        <w:t xml:space="preserve"> </w:t>
+      </w:r>
+      <m:oMath>
+        <m:r>
+          <m:t>t</m:t>
+        </m:r>
+        <m:r>
+          <m:rPr>
+            <m:sty m:val="p"/>
+          </m:rPr>
+          <m:t>=</m:t>
+        </m:r>
+        <m:r>
+          <m:t>x</m:t>
+        </m:r>
+        <m:r>
+          <m:rPr>
+            <m:sty m:val="p"/>
+          </m:rPr>
+          <m:t>−</m:t>
+        </m:r>
+        <m:r>
+          <m:t>0.5</m:t>
+        </m:r>
+      </m:oMath>
+      <w:r>
+        <w:t xml:space="preserve">. Model 1 can be split into the best-fitting ordinary quadratic plus</w:t>
+      </w:r>
+      <w:r>
+        <w:t xml:space="preserve"> </w:t>
+      </w:r>
+      <m:oMath>
+        <m:r>
+          <m:t>a</m:t>
+        </m:r>
+        <m:r>
+          <m:t> </m:t>
+        </m:r>
+        <m:r>
+          <m:t>q</m:t>
+        </m:r>
+        <m:r>
+          <m:rPr>
+            <m:sty m:val="p"/>
+          </m:rPr>
+          <m:t>(</m:t>
+        </m:r>
+        <m:r>
+          <m:t>t</m:t>
+        </m:r>
+        <m:r>
+          <m:rPr>
+            <m:sty m:val="p"/>
+          </m:rPr>
+          <m:t>)</m:t>
+        </m:r>
+      </m:oMath>
+      <w:r>
+        <w:t xml:space="preserve">, where</w:t>
+      </w:r>
+      <w:r>
+        <w:t xml:space="preserve"> </w:t>
+      </w:r>
+      <m:oMath>
+        <m:r>
+          <m:t>q</m:t>
+        </m:r>
+        <m:r>
+          <m:rPr>
+            <m:sty m:val="p"/>
+          </m:rPr>
+          <m:t>(</m:t>
+        </m:r>
+        <m:r>
+          <m:t>t</m:t>
+        </m:r>
+        <m:r>
+          <m:rPr>
+            <m:sty m:val="p"/>
+          </m:rPr>
+          <m:t>)</m:t>
+        </m:r>
+        <m:r>
+          <m:rPr>
+            <m:sty m:val="p"/>
+          </m:rPr>
+          <m:t>=</m:t>
+        </m:r>
+        <m:sSup>
+          <m:e>
+            <m:r>
+              <m:t>t</m:t>
+            </m:r>
+          </m:e>
+          <m:sup>
+            <m:r>
+              <m:t>3</m:t>
+            </m:r>
+          </m:sup>
+        </m:sSup>
+        <m:r>
+          <m:rPr>
+            <m:sty m:val="p"/>
+          </m:rPr>
+          <m:t>−</m:t>
+        </m:r>
+        <m:r>
+          <m:t>0.178</m:t>
+        </m:r>
+        <m:r>
+          <m:t>t</m:t>
+        </m:r>
+      </m:oMath>
+      <w:r>
+        <w:t xml:space="preserve">. The number 0.178 is chosen so that</w:t>
+      </w:r>
+      <w:r>
+        <w:t xml:space="preserve"> </w:t>
+      </w:r>
+      <m:oMath>
+        <m:r>
+          <m:rPr>
+            <m:sty m:val="p"/>
+          </m:rPr>
+          <m:t>∑</m:t>
+        </m:r>
+        <m:sSub>
+          <m:e>
+            <m:r>
+              <m:t>t</m:t>
+            </m:r>
+          </m:e>
+          <m:sub>
+            <m:r>
+              <m:t>k</m:t>
+            </m:r>
+          </m:sub>
+        </m:sSub>
+        <m:r>
+          <m:t>q</m:t>
+        </m:r>
+        <m:r>
+          <m:rPr>
+            <m:sty m:val="p"/>
+          </m:rPr>
+          <m:t>(</m:t>
+        </m:r>
+        <m:sSub>
+          <m:e>
+            <m:r>
+              <m:t>t</m:t>
+            </m:r>
+          </m:e>
+          <m:sub>
+            <m:r>
+              <m:t>k</m:t>
+            </m:r>
+          </m:sub>
+        </m:sSub>
+        <m:r>
+          <m:rPr>
+            <m:sty m:val="p"/>
+          </m:rPr>
+          <m:t>)</m:t>
+        </m:r>
+        <m:r>
+          <m:rPr>
+            <m:sty m:val="p"/>
+          </m:rPr>
+          <m:t>=</m:t>
+        </m:r>
+        <m:r>
+          <m:rPr>
+            <m:sty m:val="p"/>
+          </m:rPr>
+          <m:t>∑</m:t>
+        </m:r>
+        <m:sSubSup>
+          <m:e>
+            <m:r>
+              <m:t>t</m:t>
+            </m:r>
+          </m:e>
+          <m:sub>
+            <m:r>
+              <m:t>k</m:t>
+            </m:r>
+          </m:sub>
+          <m:sup>
+            <m:r>
+              <m:t>4</m:t>
+            </m:r>
+          </m:sup>
+        </m:sSubSup>
+        <m:r>
+          <m:rPr>
+            <m:sty m:val="p"/>
+          </m:rPr>
+          <m:t>−</m:t>
+        </m:r>
+        <m:r>
+          <m:t>0.178</m:t>
+        </m:r>
+        <m:r>
+          <m:rPr>
+            <m:sty m:val="p"/>
+          </m:rPr>
+          <m:t>∑</m:t>
+        </m:r>
+        <m:sSubSup>
+          <m:e>
+            <m:r>
+              <m:t>t</m:t>
+            </m:r>
+          </m:e>
+          <m:sub>
+            <m:r>
+              <m:t>k</m:t>
+            </m:r>
+          </m:sub>
+          <m:sup>
+            <m:r>
+              <m:t>2</m:t>
+            </m:r>
+          </m:sup>
+        </m:sSubSup>
+        <m:r>
+          <m:rPr>
+            <m:sty m:val="p"/>
+          </m:rPr>
+          <m:t>=</m:t>
+        </m:r>
+        <m:r>
+          <m:t>0.1958</m:t>
+        </m:r>
+        <m:r>
+          <m:rPr>
+            <m:sty m:val="p"/>
+          </m:rPr>
+          <m:t>−</m:t>
+        </m:r>
+        <m:r>
+          <m:t>0.178</m:t>
+        </m:r>
+        <m:r>
+          <m:rPr>
+            <m:sty m:val="p"/>
+          </m:rPr>
+          <m:t>×</m:t>
+        </m:r>
+        <m:r>
+          <m:t>1.1</m:t>
+        </m:r>
+        <m:r>
+          <m:rPr>
+            <m:sty m:val="p"/>
+          </m:rPr>
+          <m:t>=</m:t>
+        </m:r>
+        <m:r>
+          <m:t>0</m:t>
+        </m:r>
+      </m:oMath>
+      <w:r>
+        <w:t xml:space="preserve">, and because the</w:t>
+      </w:r>
+      <w:r>
+        <w:t xml:space="preserve"> </w:t>
+      </w:r>
+      <m:oMath>
+        <m:sSub>
+          <m:e>
+            <m:r>
+              <m:t>t</m:t>
+            </m:r>
+          </m:e>
+          <m:sub>
+            <m:r>
+              <m:t>k</m:t>
+            </m:r>
+          </m:sub>
+        </m:sSub>
+      </m:oMath>
+      <w:r>
+        <w:t xml:space="preserve"> </w:t>
+      </w:r>
+      <w:r>
+        <w:t xml:space="preserve">are symmetric about 0,</w:t>
+      </w:r>
+      <w:r>
+        <w:t xml:space="preserve"> </w:t>
+      </w:r>
+      <m:oMath>
+        <m:r>
+          <m:rPr>
+            <m:sty m:val="p"/>
+          </m:rPr>
+          <m:t>∑</m:t>
+        </m:r>
+        <m:r>
+          <m:t>q</m:t>
+        </m:r>
+        <m:r>
+          <m:rPr>
+            <m:sty m:val="p"/>
+          </m:rPr>
+          <m:t>(</m:t>
+        </m:r>
+        <m:sSub>
+          <m:e>
+            <m:r>
+              <m:t>t</m:t>
+            </m:r>
+          </m:e>
+          <m:sub>
+            <m:r>
+              <m:t>k</m:t>
+            </m:r>
+          </m:sub>
+        </m:sSub>
+        <m:r>
+          <m:rPr>
+            <m:sty m:val="p"/>
+          </m:rPr>
+          <m:t>)</m:t>
+        </m:r>
+      </m:oMath>
+      <w:r>
+        <w:t xml:space="preserve"> </w:t>
+      </w:r>
+      <w:r>
+        <w:t xml:space="preserve">and</w:t>
+      </w:r>
+      <w:r>
+        <w:t xml:space="preserve"> </w:t>
+      </w:r>
+      <m:oMath>
+        <m:r>
+          <m:rPr>
+            <m:sty m:val="p"/>
+          </m:rPr>
+          <m:t>∑</m:t>
+        </m:r>
+        <m:sSubSup>
+          <m:e>
+            <m:r>
+              <m:t>t</m:t>
+            </m:r>
+          </m:e>
+          <m:sub>
+            <m:r>
+              <m:t>k</m:t>
+            </m:r>
+          </m:sub>
+          <m:sup>
+            <m:r>
+              <m:t>2</m:t>
+            </m:r>
+          </m:sup>
+        </m:sSubSup>
+        <m:r>
+          <m:t>q</m:t>
+        </m:r>
+        <m:r>
+          <m:rPr>
+            <m:sty m:val="p"/>
+          </m:rPr>
+          <m:t>(</m:t>
+        </m:r>
+        <m:sSub>
+          <m:e>
+            <m:r>
+              <m:t>t</m:t>
+            </m:r>
+          </m:e>
+          <m:sub>
+            <m:r>
+              <m:t>k</m:t>
+            </m:r>
+          </m:sub>
+        </m:sSub>
+        <m:r>
+          <m:rPr>
+            <m:sty m:val="p"/>
+          </m:rPr>
+          <m:t>)</m:t>
+        </m:r>
+      </m:oMath>
+      <w:r>
+        <w:t xml:space="preserve"> </w:t>
+      </w:r>
+      <w:r>
+        <w:t xml:space="preserve">are also zero. So, exactly as in Section 6.3, the cubic part separates from the quadratic part in the least-squares sums and does not change it. Since</w:t>
+      </w:r>
+      <w:r>
+        <w:t xml:space="preserve"> </w:t>
+      </w:r>
+      <m:oMath>
+        <m:r>
+          <m:t>q</m:t>
+        </m:r>
+      </m:oMath>
+      <w:r>
+        <w:t xml:space="preserve"> </w:t>
+      </w:r>
+      <w:r>
+        <w:t xml:space="preserve">is odd,</w:t>
+      </w:r>
+      <w:r>
+        <w:t xml:space="preserve"> </w:t>
+      </w:r>
+      <m:oMath>
+        <m:nary>
+          <m:naryPr>
+            <m:chr m:val="∫"/>
+            <m:limLoc m:val="subSup"/>
+            <m:subHide m:val="off"/>
+            <m:supHide m:val="off"/>
+          </m:naryPr>
+          <m:sub>
+            <m:r>
+              <m:t>0</m:t>
+            </m:r>
+          </m:sub>
+          <m:sup>
+            <m:r>
+              <m:t>1</m:t>
+            </m:r>
+          </m:sup>
+          <m:e>
+            <m:r>
+              <m:t>q</m:t>
+            </m:r>
+          </m:e>
+        </m:nary>
+        <m:r>
+          <m:t> </m:t>
+        </m:r>
+        <m:r>
+          <m:t>d</m:t>
+        </m:r>
+        <m:r>
+          <m:t>x</m:t>
+        </m:r>
+        <m:r>
+          <m:rPr>
+            <m:sty m:val="p"/>
+          </m:rPr>
+          <m:t>=</m:t>
+        </m:r>
+        <m:nary>
+          <m:naryPr>
+            <m:chr m:val="∫"/>
+            <m:limLoc m:val="subSup"/>
+            <m:subHide m:val="off"/>
+            <m:supHide m:val="off"/>
+          </m:naryPr>
+          <m:sub>
+            <m:r>
+              <m:rPr>
+                <m:sty m:val="p"/>
+              </m:rPr>
+              <m:t>−</m:t>
+            </m:r>
+            <m:r>
+              <m:t>0.5</m:t>
+            </m:r>
+          </m:sub>
+          <m:sup>
+            <m:r>
+              <m:t>0.5</m:t>
+            </m:r>
+          </m:sup>
+          <m:e>
+            <m:r>
+              <m:rPr>
+                <m:sty m:val="p"/>
+              </m:rPr>
+              <m:t>(</m:t>
+            </m:r>
+          </m:e>
+        </m:nary>
+        <m:sSup>
+          <m:e>
+            <m:r>
+              <m:t>t</m:t>
+            </m:r>
+          </m:e>
+          <m:sup>
+            <m:r>
+              <m:t>3</m:t>
+            </m:r>
+          </m:sup>
+        </m:sSup>
+        <m:r>
+          <m:rPr>
+            <m:sty m:val="p"/>
+          </m:rPr>
+          <m:t>−</m:t>
+        </m:r>
+        <m:r>
+          <m:t>0.178</m:t>
+        </m:r>
+        <m:r>
+          <m:t>t</m:t>
+        </m:r>
+        <m:r>
+          <m:rPr>
+            <m:sty m:val="p"/>
+          </m:rPr>
+          <m:t>)</m:t>
+        </m:r>
+        <m:r>
+          <m:t> </m:t>
+        </m:r>
+        <m:r>
+          <m:t>d</m:t>
+        </m:r>
+        <m:r>
+          <m:t>t</m:t>
+        </m:r>
+        <m:r>
+          <m:rPr>
+            <m:sty m:val="p"/>
+          </m:rPr>
+          <m:t>=</m:t>
+        </m:r>
+        <m:r>
+          <m:t>0</m:t>
+        </m:r>
+      </m:oMath>
+      <w:r>
+        <w:t xml:space="preserve">, so the cubic part adds no area. Due to the surprising elegance behind the result, I validated it with the 2022 data (Table 6).</w:t>
       </w:r>
     </w:p>
     <w:p>
@@ -15681,7 +16269,7 @@
         <w:pStyle w:val="BodyText"/>
       </w:pPr>
       <w:r>
-        <w:t xml:space="preserve">As demonstrated, every cubic specification provides an estimated Gini value equal to its quadratic counterpart to at least 14 decimal places. This phenomenon is especially obvious for South Africa: the inclusion of the cubic component improves</w:t>
+        <w:t xml:space="preserve">As demonstrated, every cubic specification provides a Gini estimate equal to its quadratic counterpart to at least 14 decimal places. This phenomenon is especially obvious for South Africa: the inclusion of the cubic component improves</w:t>
       </w:r>
       <w:r>
         <w:t xml:space="preserve"> </w:t>
@@ -15712,7 +16300,7 @@
         <w:pStyle w:val="BodyText"/>
       </w:pPr>
       <w:r>
-        <w:t xml:space="preserve">Due to these findings, we need to reconsider our research question once again. Although</w:t>
+        <w:t xml:space="preserve">Due to these findings, I need to reconsider my research question once again. Although</w:t>
       </w:r>
       <w:r>
         <w:t xml:space="preserve"> </w:t>
@@ -16382,7 +16970,7 @@
               <w:keepNext/>
             </w:pPr>
             <w:r>
-              <w:t xml:space="preserve">Trapezoidal rule</w:t>
+              <w:t xml:space="preserve">Trapezium rule</w:t>
             </w:r>
           </w:p>
         </w:tc>
@@ -16702,7 +17290,7 @@
               <w:keepNext/>
             </w:pPr>
             <w:r>
-              <w:t xml:space="preserve">Trapezoidal rule</w:t>
+              <w:t xml:space="preserve">Trapezium rule</w:t>
             </w:r>
           </w:p>
         </w:tc>
@@ -16927,7 +17515,7 @@
         <w:pStyle w:val="FirstParagraph"/>
       </w:pPr>
       <w:r>
-        <w:t xml:space="preserve">To understand the origin of these deviations in the accuracy of the models, the total error of estimation was divided into two distinct types according to the trapezoidal approximation:</w:t>
+        <w:t xml:space="preserve">To understand the origin of these deviations in the accuracy of the models, the total error of estimation was divided into two distinct types using the trapezium estimate:</w:t>
       </w:r>
     </w:p>
     <w:p>
@@ -17771,7 +18359,7 @@
         <w:pStyle w:val="FirstParagraph"/>
       </w:pPr>
       <w:r>
-        <w:t xml:space="preserve">The comparison between these two countries demonstrates how distinct these situations actually are. With a high degree of inequality, South Africa shows a strong skewness toward upper-end spending, where the wealthiest 10 percent of the population accounts for 42.1% of national expenditure. Using the mathematics behind the second derivative of a cubic polynomial function (which is only a linear function), one discovers that a cubic cannot follow such rapid changes, where the curve remains nearly horizontal before a nearly vertical spike in the richest decile. Such is not the case in Norway, with its smoother and much gentler graph line. Indeed, this empirical evidence confirms what the theory suggested before. As predicted, South Africa displays greater absolute errors: 2.1 times Norway’s error for the trapezoidal approach, 2.5 times for Model 1 and 2.7 times for Model 2. The relative errors generated by both sets of cubic estimations are greater in South Africa (3.09% compared to 2.44% in Model 1; 5.52% vs. 4.08% in Model 2). The relative errors generated in the trapezoidal approximation remain relatively steady (2.54% and 2.39%). Hence, it appears that the grouping errors rise roughly in proportion to the Gini coefficient, while the model errors greatly increase with the level of curvature.</w:t>
+        <w:t xml:space="preserve">The comparison between these two countries demonstrates how distinct these situations actually are. With a high degree of inequality, South Africa shows a strong skewness toward upper-end spending, where the wealthiest 10 percent of the population accounts for 42.1% of national expenditure. Using the mathematics behind the second derivative of a cubic polynomial function (which is only a linear function), one discovers that a cubic cannot follow such rapid changes, where the curve remains nearly horizontal before a nearly vertical spike in the richest decile. Such is not the case in Norway, with its smoother and much gentler graph line. Indeed, this empirical evidence confirms what the theory suggested before. As predicted, South Africa displays greater absolute errors: 2.1 times Norway’s error for the trapezium rule, 2.5 times for Model 1 and 2.7 times for Model 2. The relative errors generated by both sets of cubic estimates are greater in South Africa (3.09% compared to 2.44% in Model 1; 5.52% vs. 4.08% in Model 2). The relative errors generated by the trapezium rule remain relatively steady (2.54% and 2.39%). Hence, it appears that the grouping errors rise roughly in proportion to the Gini coefficient, while the model errors greatly increase with the level of curvature.</w:t>
       </w:r>
     </w:p>
     <w:bookmarkEnd w:id="45"/>
@@ -17915,7 +18503,7 @@
         <w:t xml:space="preserve"> </w:t>
       </w:r>
       <w:r>
-        <w:t xml:space="preserve">The least squares method takes each of the 11 points independently, despite the fact that each cumulative fraction includes all previous fractions. A lower residual sum of squares will not automatically result in a smaller error in area. The official Gini coefficient is a statistic taken from a sample survey, meaning that the accuracy considered within this study relates to how close our calculation gets to the published figure rather than an accurate representation of inequality in the overall population. Consumption statistics for South Africa vs income statistics for Norway refer to different measurements – however, this does not invalidate the accuracy test comparison, since each estimate is compared with the published Gini coefficient from the same survey. In fact, the two published values shouldn’t even be compared against one another as if they measured the same thing. The PIP database regularly receives revisions; this paper utilizes the September 2026 update, which revised an earlier estimate (PIP Technical Team, 2026).</w:t>
+        <w:t xml:space="preserve">The least squares method takes each of the 11 points independently, despite the fact that each cumulative fraction includes all previous fractions. A lower residual sum of squares will not automatically result in a smaller error in area. The official Gini coefficient is a statistic taken from a sample survey, meaning that the accuracy considered within this study relates to how close my calculation gets to the published figure rather than an accurate representation of inequality in the overall population. Consumption statistics for South Africa vs income statistics for Norway refer to different measurements – however, this does not invalidate the accuracy test comparison, since each estimate is compared with the published Gini coefficient from the same survey. In fact, the two published values shouldn’t even be compared against one another as if they measured the same thing. The PIP database regularly receives revisions; this paper utilizes the September 2026 update, which revised an earlier estimate (PIP Technical Team, 2026).</w:t>
       </w:r>
     </w:p>
     <w:bookmarkEnd w:id="48"/>
@@ -18060,7 +18648,7 @@
         </m:r>
       </m:oMath>
       <w:r>
-        <w:t xml:space="preserve">, the power function will satisfy the four required conditions without needing further adjustment, while computing its Gini index requires little work:</w:t>
+        <w:t xml:space="preserve">, the power function will satisfy the four required conditions without needing further adjustment, while computing its Gini coefficient requires little work:</w:t>
       </w:r>
     </w:p>
     <w:p>
@@ -18269,7 +18857,7 @@
         <w:t xml:space="preserve"> </w:t>
       </w:r>
       <w:r>
-        <w:t xml:space="preserve">may be estimated with simple log transformations. Alternatively, it would be possible to implement a spline approximation procedure where separate cubic polynomials connect each neighboring data pair and interpolate all measured values in a smooth fashion. Provided each section remains convex, the final spline estimation will lie beneath any straight line joining two subsequent observations, therefore creating a Gini score at least as large as the trapezium estimate, which could recover some of the original grouping error.</w:t>
+        <w:t xml:space="preserve">may be estimated with simple log transformations. Alternatively, it would be possible to implement a spline approximation procedure where separate cubic polynomials connect each neighboring data pair and interpolate all measured values in a smooth fashion. Provided each section remains convex, the final spline estimation will lie beneath any straight line joining two subsequent observations, therefore creating a Gini estimate at least as large as the trapezium estimate, which could recover some of the original grouping error.</w:t>
       </w:r>
     </w:p>
     <w:bookmarkEnd w:id="49"/>
@@ -18287,7 +18875,7 @@
         <w:pStyle w:val="FirstParagraph"/>
       </w:pPr>
       <w:r>
-        <w:t xml:space="preserve">My research question focused on determining to what extent cubic polynomial regression modeling and integration of Lorenz curves using definite calculus would yield accurate estimations of the Gini coefficient of inequality in South Africa compared to Norway. The result shows limited success.</w:t>
+        <w:t xml:space="preserve">My research question focused on determining to what extent cubic polynomial regression modeling and integration of Lorenz curves using definite calculus would yield accurate estimates of the Gini coefficient of inequality in South Africa compared to Norway. The result shows limited success.</w:t>
       </w:r>
     </w:p>
     <w:p>
@@ -18334,7 +18922,7 @@
         <w:pStyle w:val="BodyText"/>
       </w:pPr>
       <w:r>
-        <w:t xml:space="preserve">What constrains this estimation ability is the existence of three critical limitations to this approach. Firstly, grouping data points into deciles tends to hide the true inequalities existing within each individual group, causing underestimations. Secondly, the fixed shape of cubic polynomial regression causes further bias towards underestimation according to how pronounced the inequality may be. Finally, when the deciles are equidistant from each other, the cubic component in a regression equation will have no influence whatsoever on the estimation of the Gini coefficient. All these findings apply specifically to the data collected from one year and two separate countries using two distinct welfare measurements; hence they do not necessarily hold universally. Nonetheless, these calculations reveal some insightful information about this technique – that a good fit of a model does not necessarily guarantee proper validity in describing an actual phenomenon mathematically – making validation extremely crucial.</w:t>
+        <w:t xml:space="preserve">What constrains this estimation ability is the existence of three critical limitations to this approach. Firstly, grouping data points into deciles tends to hide the true inequalities existing within each individual group, causing underestimates. Secondly, the fixed shape of cubic polynomial regression causes further bias towards underestimation according to how pronounced the inequality may be. Finally, when the deciles are equidistant from each other, the cubic component in a regression equation will have no influence whatsoever on the estimation of the Gini coefficient. All these findings apply specifically to the data collected from one year and two separate countries using two distinct welfare measurements; hence they do not necessarily hold universally. Nonetheless, these calculations reveal some insightful information about this technique – that a good fit of a model does not necessarily guarantee proper validity in describing an actual phenomenon mathematically – making validation extremely crucial.</w:t>
       </w:r>
     </w:p>
     <w:bookmarkEnd w:id="50"/>

--- a/math-ia-gini/IA_Final_Submission.docx
+++ b/math-ia-gini/IA_Final_Submission.docx
@@ -789,7 +789,7 @@
             <w:rPr>
               <w:b/>
             </w:rPr>
-            <w:t>16</w:t>
+            <w:t>17</w:t>
           </w:r>
         </w:p>
         <w:p>
@@ -843,7 +843,7 @@
             <w:rPr>
               <w:b/>
             </w:rPr>
-            <w:t>17</w:t>
+            <w:t>18</w:t>
           </w:r>
           <w:r>
             <w:fldChar w:fldCharType="end"/>
@@ -18940,7 +18940,12 @@
         <w:pStyle w:val="FirstParagraph"/>
       </w:pPr>
       <w:r>
-        <w:t xml:space="preserve">The dataset has been acquired from the World Bank’s PIP database resource online. Coefficients, summations, errors, and integral evaluations were all performed through a custom built Python script, additionally utilized to produce all graphical representations. The regression coefficients for Model 1 can be precisely reproduced using the cubic regression function of a GDC: with reference to the data set in Table 2, one may verify that indeed the coefficient values are an exact match of the output given by a GDC cubic regression. An artificial intelligence assistant, Claude (Anthropic), was employed throughout the completion process in tasks such as World Bank database cross-referencing, code writing, document typesetting and written explanation.</w:t>
+        <w:t xml:space="preserve">The dataset has been acquired from the World Bank’s PIP database resource online (World Bank, 2026). Coefficients, summations, errors, and integral evaluations were all performed through a Python script written with the help of Claude (Anthropic, 2026), additionally utilized to produce all graphical representations. The regression coefficients for Model 1 can be precisely reproduced using the cubic regression function of a GDC: with reference to the data set in Table 2, one may verify that indeed the coefficient values are an exact match of the output given by a GDC cubic regression. Claude, an artificial intelligence assistant, was also employed throughout the completion process in tasks such as World Bank database cross-referencing, code writing, suggesting parts of the mathematical method, document typesetting and drafting written explanations, which I then rewrote in my own words.</w:t>
+      </w:r>
+    </w:p>
+    <w:p>
+      <w:r>
+        <w:br w:type="page"/>
       </w:r>
     </w:p>
     <w:bookmarkEnd w:id="51"/>
@@ -18956,7 +18961,31 @@
     </w:p>
     <w:p>
       <w:pPr>
-        <w:pStyle w:val="FirstParagraph"/>
+        <w:pStyle w:val="Bibliography"/>
+      </w:pPr>
+      <w:r>
+        <w:t xml:space="preserve">Anthropic. (2026).</w:t>
+      </w:r>
+      <w:r>
+        <w:t xml:space="preserve"> </w:t>
+      </w:r>
+      <w:r>
+        <w:rPr>
+          <w:i/>
+          <w:iCs/>
+        </w:rPr>
+        <w:t xml:space="preserve">Claude</w:t>
+      </w:r>
+      <w:r>
+        <w:t xml:space="preserve"> </w:t>
+      </w:r>
+      <w:r>
+        <w:t xml:space="preserve">[Large language model]. https://claude.ai/</w:t>
+      </w:r>
+    </w:p>
+    <w:p>
+      <w:pPr>
+        <w:pStyle w:val="Bibliography"/>
       </w:pPr>
       <w:r>
         <w:t xml:space="preserve">Hasell, J., &amp; Arriagada, P. (n.d.).</w:t>
@@ -18980,7 +19009,7 @@
     </w:p>
     <w:p>
       <w:pPr>
-        <w:pStyle w:val="BodyText"/>
+        <w:pStyle w:val="Bibliography"/>
       </w:pPr>
       <w:r>
         <w:t xml:space="preserve">Lorenz, M. O. (1905). Methods of measuring the concentration of wealth.</w:t>
@@ -19001,7 +19030,7 @@
     </w:p>
     <w:p>
       <w:pPr>
-        <w:pStyle w:val="BodyText"/>
+        <w:pStyle w:val="Bibliography"/>
       </w:pPr>
       <w:r>
         <w:t xml:space="preserve">PIP Technical Team. (2026, September 22).</w:t>
@@ -19022,7 +19051,7 @@
     </w:p>
     <w:p>
       <w:pPr>
-        <w:pStyle w:val="BodyText"/>
+        <w:pStyle w:val="Bibliography"/>
       </w:pPr>
       <w:r>
         <w:t xml:space="preserve">Statistics South Africa. (2025).</w:t>
@@ -19043,7 +19072,7 @@
     </w:p>
     <w:p>
       <w:pPr>
-        <w:pStyle w:val="BodyText"/>
+        <w:pStyle w:val="Bibliography"/>
       </w:pPr>
       <w:r>
         <w:t xml:space="preserve">World Bank. (2022).</w:t>
@@ -19067,7 +19096,7 @@
     </w:p>
     <w:p>
       <w:pPr>
-        <w:pStyle w:val="BodyText"/>
+        <w:pStyle w:val="Bibliography"/>
       </w:pPr>
       <w:r>
         <w:t xml:space="preserve">World Bank. (2026).</w:t>
@@ -23239,7 +23268,10 @@
     <w:basedOn w:val="Normal"/>
     <w:next w:val="Bibliography"/>
     <w:qFormat/>
-    <w:pPr/>
+    <w:pPr>
+      <w:spacing w:after="120" w:before="0"/>
+      <w:ind w:hanging="720" w:left="720"/>
+    </w:pPr>
     <w:rPr/>
   </w:style>
   <w:style w:styleId="Heading1" w:type="paragraph">
